--- a/documents/39-clearhaven-api-versioning-review-notes.docx
+++ b/documents/39-clearhaven-api-versioning-review-notes.docx
@@ -10327,7 +10327,7 @@
         <w:pStyle w:val="Heading1"/>
       </w:pPr>
       <w:r>
-        <w:t>Working remainder for CLH-MTG-2023-041</w:t>
+        <w:t>Open work after July 25, 2023</w:t>
       </w:r>
     </w:p>
     <w:p>
@@ -10341,7 +10341,7 @@
           <w:color w:val="222222"/>
           <w:sz w:val="24"/>
         </w:rPr>
-        <w:t>The front of Architecture review notes: recon API versioning is the document. This remainder is the leftover a colleague still trips on: named people, named boxes, named tickets, and the work I still owe after July 25, 2023. It is not a second log and it is not a stack of exhibits with the same stub. If a paragraph fights the decision in the front, strike the paragraph.</w:t>
+        <w:t>What follows is leftover work from Architecture review notes: recon API versioning: named people, named boxes, named tickets, and the items I still owe. If a paragraph fights the decision in the front of CLH-MTG-2023-041, strike the paragraph.</w:t>
       </w:r>
     </w:p>
     <w:p>
@@ -10495,7 +10495,7 @@
           <w:color w:val="222222"/>
           <w:sz w:val="24"/>
         </w:rPr>
-        <w:t>I will not put staging that is too small to catch the bug on a wiki that drifts. CLH-TDD-2023-017 and this file are the record. If Kavya Menon needs a diagram, they get a permalink, not a photo of a whiteboard. api.recon.clh.internal stays out of the diagram title. If a new engineer asks where the leftover lives, I point here. I do not point at a Slack pin from July 25, 2023. Client Clearhaven.</w:t>
+        <w:t>I will not put staging that is too small to catch the bug on a wiki that drifts. CLH-TDD-2023-017 and this file are the record. If Kavya Menon needs a diagram, they get a permalink, not a photo of a whiteboard. api.recon.clh.internal stays out of the diagram title. If a new engineer asks where the leftover lives, I point here. I do not point at a Slack pin from July 25, 2023.</w:t>
       </w:r>
     </w:p>
     <w:p>
@@ -12839,7 +12839,7 @@
           <w:color w:val="222222"/>
           <w:sz w:val="24"/>
         </w:rPr>
-        <w:t>People who were absent still get a usable remainder, not a transcript. Brett Okonkwo gets the decision, the refuse, and the date. They do not get a reconstruction of who raised their voice. If they object, they object on CLH-TDD-2023-017. Client Clearhaven. Author Aman Kumar.</w:t>
+        <w:t>People who were absent still get a usable remainder, not a transcript. Brett Okonkwo gets the decision, the refuse, and the date. They do not get a reconstruction of who raised their voice. If they object, they object on CLH-TDD-2023-017.</w:t>
       </w:r>
     </w:p>
     <w:p>
@@ -13884,7 +13884,7 @@
           <w:color w:val="222222"/>
           <w:sz w:val="24"/>
         </w:rPr>
-        <w:t>If you are implementing, keep the rejected alternative dead. If you are on-call, start read-only. If you are Kavya Menon, the ask is unchanged: pick the path in the main body or send it back with a named objection. Sample I would still defend: 433 rows, 26 minutes, freeze respected. Strike this remainder if it ever fights the decision callout. Author Aman Kumar. Client Clearhaven.</w:t>
+        <w:t>If you are implementing, keep the rejected alternative dead. If you are on-call, start read-only. If you are Kavya Menon, the ask is unchanged: pick the path in the main body or send it back with a named objection. Sample I would still defend: 433 rows, 26 minutes, freeze respected. Strike this section if it ever fights the decision callout.</w:t>
       </w:r>
     </w:p>
     <w:p>
@@ -13898,7 +13898,7 @@
           <w:color w:val="222222"/>
           <w:sz w:val="24"/>
         </w:rPr>
-        <w:t>This heading is the reopen rule, not a promise that nothing follows. If we still need words after the bank, they are named leftovers, not another copy of the same stub. the parking lot that must stay parked is done as a heading when Helen Cho closes CLH-INC-2023-061 or writes a new date.</w:t>
+        <w:t>This heading is the reopen rule. the parking lot that must stay parked is done when Helen Cho closes CLH-INC-2023-061 or writes a new date.</w:t>
       </w:r>
     </w:p>
     <w:p>
@@ -15050,7 +15050,7 @@
           <w:color w:val="222222"/>
           <w:sz w:val="24"/>
         </w:rPr>
-        <w:t>I am out of new section shapes. What follows is leftover owners and tickets already in this file, written so a colleague can act. I will not invent another exhibit format to fill a page budget.</w:t>
+        <w:t>Owners and tickets still attached to CLH-MTG-2023-041, written so a colleague can act without hunting Slack. Close is a decision, a refuse, or a new date.</w:t>
       </w:r>
     </w:p>
     <w:p>
@@ -15064,7 +15064,7 @@
           <w:color w:val="222222"/>
           <w:sz w:val="24"/>
         </w:rPr>
-        <w:t>CLH-TDD-2023-017 still sits with Kavya Menon. Host api.recon.clh.internal. Due August 5, 2023 unless they write a new date. Close is a decision, a refuse, or that date. I will not accept a status dump. Front-matter number I am not re-arguing: 25. If this leftover is done, Kavya Menon marks CLH-TDD-2023-017 done. Aman Kumar will not keep a shadow list. Client Clearhaven.</w:t>
+        <w:t>CLH-TDD-2023-017 still sits with Kavya Menon. Host api.recon.clh.internal. Due August 5, 2023 unless they write a new date. Close is a decision, a refuse, or that date. I will not accept a status dump. Front-matter number I am not re-arguing: 25. If this leftover is done, Kavya Menon marks CLH-TDD-2023-017 done. Aman Kumar will not keep a shadow list.</w:t>
       </w:r>
     </w:p>
     <w:p>
@@ -15162,7 +15162,7 @@
           <w:color w:val="222222"/>
           <w:sz w:val="24"/>
         </w:rPr>
-        <w:t>Stop leftover: CLH-TCK-6401 is not a twin of CLH-TDD-2023-017. Keep one thread. Her Slack on api.recon.staging.clh.internal. If this paragraph fights the front of CLH-MTG-2023-041, strike it. Due August 19, 2023. Client Clearhaven.</w:t>
+        <w:t>Stop leftover: CLH-TCK-6401 is not a twin of CLH-TDD-2023-017. Keep one thread. Her Slack on api.recon.staging.clh.internal. If this paragraph fights the front of CLH-MTG-2023-041, strike it. Due August 19, 2023.</w:t>
       </w:r>
     </w:p>
     <w:p>
@@ -15176,7 +15176,7 @@
           <w:color w:val="222222"/>
           <w:sz w:val="24"/>
         </w:rPr>
-        <w:t>CLH-TDD-2023-017 still sits with What Brett. Host api.recon.clh.internal. Due August 21, 2023 unless they write a new date. Close is a decision, a refuse, or that date. I will not accept a status dump. Front-matter number I am not re-arguing: 017. If this leftover is done, What Brett marks CLH-TDD-2023-017 done. Aman Kumar will not keep a shadow list. Client Clearhaven.</w:t>
+        <w:t>CLH-TDD-2023-017 still sits with What Brett. Host api.recon.clh.internal. Due August 21, 2023 unless they write a new date. Close is a decision, a refuse, or that date. I will not accept a status dump. Front-matter number I am not re-arguing: 017. If this leftover is done, What Brett marks CLH-TDD-2023-017 done. Aman Kumar will not keep a shadow list.</w:t>
       </w:r>
     </w:p>
     <w:p>
